--- a/requirements/姐夫新媒体运营系统需求调研问卷-填写版.docx
+++ b/requirements/姐夫新媒体运营系统需求调研问卷-填写版.docx
@@ -14,7 +14,7 @@
           <w:color w:val="1F4E79"/>
           <w:sz w:val="44"/>
         </w:rPr>
-        <w:t>姐夫新媒体运营系统</w:t>
+        <w:t>Forge 新媒体运营系统</w:t>
       </w:r>
     </w:p>
     <w:p>
@@ -106,7 +106,7 @@
                 <w:color w:val="333333"/>
                 <w:sz w:val="22"/>
               </w:rPr>
-              <w:t>姐夫</w:t>
+              <w:t>调研者</w:t>
             </w:r>
           </w:p>
         </w:tc>
@@ -2898,7 +2898,7 @@
           <w:color w:val="2C5F8A"/>
           <w:sz w:val="24"/>
         </w:rPr>
-        <w:t>4.8  谁负责审核脚本？（可填：姐夫本人 / 团队成员 / 待确认）</w:t>
+        <w:t>4.8  谁负责审核脚本？（可填：操盘手本人 / 团队成员 / 待确认）</w:t>
       </w:r>
     </w:p>
     <w:tbl>
@@ -4185,7 +4185,7 @@
           <w:color w:val="2C5F8A"/>
           <w:sz w:val="24"/>
         </w:rPr>
-        <w:t>6.2  是否只有您（姐夫）一个人使用？</w:t>
+        <w:t>6.2  是否只有您（操盘手）一个人使用？</w:t>
       </w:r>
     </w:p>
     <w:p>
@@ -7343,7 +7343,7 @@
           <w:color w:val="1F4E79"/>
           <w:sz w:val="30"/>
         </w:rPr>
-        <w:t xml:space="preserve">  技术人员后续确认事项（姐夫无需填写）</w:t>
+        <w:t xml:space="preserve">  技术人员后续确认事项（调研者无需填写）</w:t>
       </w:r>
     </w:p>
     <w:p>
@@ -7358,7 +7358,7 @@
           <w:color w:val="808080"/>
           <w:sz w:val="19"/>
         </w:rPr>
-        <w:t>以下内容不要求姐夫填写，仅用于后续技术调研登记。</w:t>
+        <w:t>以下内容不要求调研者填写，仅用于后续技术调研登记。</w:t>
       </w:r>
     </w:p>
     <w:tbl>
